--- a/docs/Cover_G02.docx
+++ b/docs/Cover_G02.docx
@@ -65,6 +65,15 @@
             </a:graphic>
           </wp:anchor>
         </w:drawing>
+      </w:r>
+      <w:r>
+        <w:rPr>
+          <w:rFonts w:ascii="Arial" w:eastAsia="Arial" w:hAnsi="Arial" w:cs="Arial"/>
+          <w:b/>
+          <w:sz w:val="42"/>
+          <w:szCs w:val="42"/>
+        </w:rPr>
+        <w:t xml:space="preserve"> </w:t>
       </w:r>
       <w:r>
         <w:rPr>
@@ -1980,6 +1989,24 @@
                 <w:szCs w:val="22"/>
               </w:rPr>
               <w:t>Marlo</w:t>
+            </w:r>
+            <w:r>
+              <w:rPr>
+                <w:rFonts w:ascii="Arial" w:eastAsia="Arial" w:hAnsi="Arial" w:cs="Arial"/>
+                <w:b/>
+                <w:sz w:val="22"/>
+                <w:szCs w:val="22"/>
+              </w:rPr>
+              <w:t xml:space="preserve"> </w:t>
+            </w:r>
+            <w:r>
+              <w:rPr>
+                <w:rFonts w:ascii="Arial" w:eastAsia="Arial" w:hAnsi="Arial" w:cs="Arial"/>
+                <w:b/>
+                <w:sz w:val="22"/>
+                <w:szCs w:val="22"/>
+              </w:rPr>
+              <w:t>Serfaty</w:t>
             </w:r>
           </w:p>
         </w:tc>

--- a/docs/Cover_G02.docx
+++ b/docs/Cover_G02.docx
@@ -1460,6 +1460,16 @@
                 <w:szCs w:val="22"/>
               </w:rPr>
             </w:pPr>
+            <w:r>
+              <w:rPr>
+                <w:rFonts w:ascii="Arial" w:eastAsia="Arial" w:hAnsi="Arial" w:cs="Arial"/>
+                <w:b/>
+                <w:smallCaps/>
+                <w:sz w:val="22"/>
+                <w:szCs w:val="22"/>
+              </w:rPr>
+              <w:t>G02</w:t>
+            </w:r>
           </w:p>
         </w:tc>
       </w:tr>
@@ -1520,8 +1530,8 @@
       <w:tblGrid>
         <w:gridCol w:w="541"/>
         <w:gridCol w:w="2410"/>
-        <w:gridCol w:w="4961"/>
-        <w:gridCol w:w="2410"/>
+        <w:gridCol w:w="2977"/>
+        <w:gridCol w:w="4394"/>
       </w:tblGrid>
       <w:tr>
         <w:trPr>
@@ -1571,7 +1581,7 @@
         </w:tc>
         <w:tc>
           <w:tcPr>
-            <w:tcW w:w="4961" w:type="dxa"/>
+            <w:tcW w:w="2977" w:type="dxa"/>
             <w:shd w:val="clear" w:color="auto" w:fill="C0C0C0"/>
           </w:tcPr>
           <w:p>
@@ -1596,7 +1606,7 @@
         </w:tc>
         <w:tc>
           <w:tcPr>
-            <w:tcW w:w="2410" w:type="dxa"/>
+            <w:tcW w:w="4394" w:type="dxa"/>
             <w:tcBorders>
               <w:top w:val="single" w:sz="4" w:space="0" w:color="000000"/>
               <w:bottom w:val="single" w:sz="4" w:space="0" w:color="000000"/>
@@ -1679,7 +1689,7 @@
         </w:tc>
         <w:tc>
           <w:tcPr>
-            <w:tcW w:w="4961" w:type="dxa"/>
+            <w:tcW w:w="2977" w:type="dxa"/>
           </w:tcPr>
           <w:p>
             <w:pPr>
@@ -1703,7 +1713,7 @@
         </w:tc>
         <w:tc>
           <w:tcPr>
-            <w:tcW w:w="2410" w:type="dxa"/>
+            <w:tcW w:w="4394" w:type="dxa"/>
             <w:tcBorders>
               <w:top w:val="single" w:sz="4" w:space="0" w:color="000000"/>
               <w:bottom w:val="single" w:sz="4" w:space="0" w:color="000000"/>
@@ -1711,7 +1721,7 @@
           </w:tcPr>
           <w:p>
             <w:pPr>
-              <w:jc w:val="right"/>
+              <w:ind w:right="440"/>
               <w:rPr>
                 <w:rFonts w:ascii="Arial" w:eastAsia="Arial" w:hAnsi="Arial" w:cs="Arial"/>
                 <w:b/>
@@ -1719,6 +1729,15 @@
                 <w:szCs w:val="22"/>
               </w:rPr>
             </w:pPr>
+            <w:r>
+              <w:rPr>
+                <w:rFonts w:ascii="Arial" w:eastAsia="Arial" w:hAnsi="Arial" w:cs="Arial"/>
+                <w:b/>
+                <w:sz w:val="22"/>
+                <w:szCs w:val="22"/>
+              </w:rPr>
+              <w:t>USU Operation System</w:t>
+            </w:r>
           </w:p>
         </w:tc>
       </w:tr>
@@ -1776,7 +1795,7 @@
         </w:tc>
         <w:tc>
           <w:tcPr>
-            <w:tcW w:w="4961" w:type="dxa"/>
+            <w:tcW w:w="2977" w:type="dxa"/>
           </w:tcPr>
           <w:p>
             <w:pPr>
@@ -1800,7 +1819,7 @@
         </w:tc>
         <w:tc>
           <w:tcPr>
-            <w:tcW w:w="2410" w:type="dxa"/>
+            <w:tcW w:w="4394" w:type="dxa"/>
             <w:tcBorders>
               <w:top w:val="single" w:sz="4" w:space="0" w:color="000000"/>
               <w:bottom w:val="single" w:sz="4" w:space="0" w:color="000000"/>
@@ -1808,7 +1827,6 @@
           </w:tcPr>
           <w:p>
             <w:pPr>
-              <w:jc w:val="right"/>
               <w:rPr>
                 <w:rFonts w:ascii="Arial" w:eastAsia="Arial" w:hAnsi="Arial" w:cs="Arial"/>
                 <w:b/>
@@ -1816,6 +1834,15 @@
                 <w:szCs w:val="22"/>
               </w:rPr>
             </w:pPr>
+            <w:r>
+              <w:rPr>
+                <w:rFonts w:ascii="Arial" w:eastAsia="Arial" w:hAnsi="Arial" w:cs="Arial"/>
+                <w:b/>
+                <w:sz w:val="22"/>
+                <w:szCs w:val="22"/>
+              </w:rPr>
+              <w:t>USU Student App</w:t>
+            </w:r>
           </w:p>
         </w:tc>
       </w:tr>
@@ -1873,7 +1900,7 @@
         </w:tc>
         <w:tc>
           <w:tcPr>
-            <w:tcW w:w="4961" w:type="dxa"/>
+            <w:tcW w:w="2977" w:type="dxa"/>
           </w:tcPr>
           <w:p>
             <w:pPr>
@@ -1897,7 +1924,7 @@
         </w:tc>
         <w:tc>
           <w:tcPr>
-            <w:tcW w:w="2410" w:type="dxa"/>
+            <w:tcW w:w="4394" w:type="dxa"/>
             <w:tcBorders>
               <w:top w:val="single" w:sz="4" w:space="0" w:color="000000"/>
               <w:bottom w:val="single" w:sz="4" w:space="0" w:color="000000"/>
@@ -1905,7 +1932,6 @@
           </w:tcPr>
           <w:p>
             <w:pPr>
-              <w:jc w:val="right"/>
               <w:rPr>
                 <w:rFonts w:ascii="Arial" w:eastAsia="Arial" w:hAnsi="Arial" w:cs="Arial"/>
                 <w:b/>
@@ -1913,6 +1939,15 @@
                 <w:szCs w:val="22"/>
               </w:rPr>
             </w:pPr>
+            <w:r>
+              <w:rPr>
+                <w:rFonts w:ascii="Arial" w:eastAsia="Arial" w:hAnsi="Arial" w:cs="Arial"/>
+                <w:b/>
+                <w:sz w:val="22"/>
+                <w:szCs w:val="22"/>
+              </w:rPr>
+              <w:t>Student Union Management System</w:t>
+            </w:r>
           </w:p>
         </w:tc>
       </w:tr>
@@ -1970,7 +2005,7 @@
         </w:tc>
         <w:tc>
           <w:tcPr>
-            <w:tcW w:w="4961" w:type="dxa"/>
+            <w:tcW w:w="2977" w:type="dxa"/>
           </w:tcPr>
           <w:p>
             <w:pPr>
@@ -2012,7 +2047,7 @@
         </w:tc>
         <w:tc>
           <w:tcPr>
-            <w:tcW w:w="2410" w:type="dxa"/>
+            <w:tcW w:w="4394" w:type="dxa"/>
             <w:tcBorders>
               <w:top w:val="single" w:sz="4" w:space="0" w:color="000000"/>
               <w:bottom w:val="single" w:sz="4" w:space="0" w:color="000000"/>
@@ -2020,7 +2055,7 @@
           </w:tcPr>
           <w:p>
             <w:pPr>
-              <w:jc w:val="right"/>
+              <w:ind w:right="440"/>
               <w:rPr>
                 <w:rFonts w:ascii="Arial" w:eastAsia="Arial" w:hAnsi="Arial" w:cs="Arial"/>
                 <w:b/>
@@ -2028,6 +2063,15 @@
                 <w:szCs w:val="22"/>
               </w:rPr>
             </w:pPr>
+            <w:r>
+              <w:rPr>
+                <w:rFonts w:ascii="Arial" w:eastAsia="Arial" w:hAnsi="Arial" w:cs="Arial"/>
+                <w:b/>
+                <w:sz w:val="22"/>
+                <w:szCs w:val="22"/>
+              </w:rPr>
+              <w:t>Society Leader App</w:t>
+            </w:r>
           </w:p>
         </w:tc>
       </w:tr>
@@ -2049,16 +2093,16 @@
         <mc:AlternateContent>
           <mc:Choice Requires="wps">
             <w:drawing>
-              <wp:anchor distT="0" distB="0" distL="114300" distR="114300" simplePos="0" relativeHeight="251659264" behindDoc="0" locked="0" layoutInCell="1" hidden="0" allowOverlap="1" wp14:anchorId="7EC1BDE3" wp14:editId="699EAB44">
+              <wp:anchor distT="0" distB="0" distL="114300" distR="114300" simplePos="0" relativeHeight="251659264" behindDoc="0" locked="0" layoutInCell="1" hidden="0" allowOverlap="1" wp14:anchorId="7EC1BDE3" wp14:editId="0583B3FB">
                 <wp:simplePos x="0" y="0"/>
                 <wp:positionH relativeFrom="column">
-                  <wp:posOffset>14605</wp:posOffset>
+                  <wp:posOffset>18415</wp:posOffset>
                 </wp:positionH>
                 <wp:positionV relativeFrom="paragraph">
-                  <wp:posOffset>273050</wp:posOffset>
+                  <wp:posOffset>269240</wp:posOffset>
                 </wp:positionV>
-                <wp:extent cx="266700" cy="266700"/>
-                <wp:effectExtent l="0" t="0" r="0" b="0"/>
+                <wp:extent cx="371475" cy="390525"/>
+                <wp:effectExtent l="0" t="0" r="28575" b="28575"/>
                 <wp:wrapSquare wrapText="bothSides" distT="0" distB="0" distL="114300" distR="114300"/>
                 <wp:docPr id="16" name="Rectangle 16"/>
                 <wp:cNvGraphicFramePr/>
@@ -2069,7 +2113,7 @@
                       <wps:spPr>
                         <a:xfrm>
                           <a:off x="0" y="0"/>
-                          <a:ext cx="266700" cy="266700"/>
+                          <a:ext cx="371475" cy="390525"/>
                         </a:xfrm>
                         <a:prstGeom prst="rect">
                           <a:avLst/>
@@ -2092,7 +2136,18 @@
                           <w:p>
                             <w:pPr>
                               <w:textDirection w:val="btLr"/>
+                              <w:rPr>
+                                <w:sz w:val="16"/>
+                                <w:szCs w:val="16"/>
+                              </w:rPr>
                             </w:pPr>
+                            <w:r>
+                              <w:rPr>
+                                <w:sz w:val="16"/>
+                                <w:szCs w:val="16"/>
+                              </w:rPr>
+                              <w:t>x</w:t>
+                            </w:r>
                           </w:p>
                         </w:txbxContent>
                       </wps:txbx>
@@ -2102,19 +2157,36 @@
                     </wps:wsp>
                   </a:graphicData>
                 </a:graphic>
+                <wp14:sizeRelH relativeFrom="margin">
+                  <wp14:pctWidth>0</wp14:pctWidth>
+                </wp14:sizeRelH>
+                <wp14:sizeRelV relativeFrom="margin">
+                  <wp14:pctHeight>0</wp14:pctHeight>
+                </wp14:sizeRelV>
               </wp:anchor>
             </w:drawing>
           </mc:Choice>
           <mc:Fallback>
             <w:pict>
-              <v:rect w14:anchorId="7EC1BDE3" id="Rectangle 16" o:spid="_x0000_s1026" style="position:absolute;margin-left:1.15pt;margin-top:21.5pt;width:21pt;height:21pt;z-index:251659264;visibility:visible;mso-wrap-style:square;mso-wrap-distance-left:9pt;mso-wrap-distance-top:0;mso-wrap-distance-right:9pt;mso-wrap-distance-bottom:0;mso-position-horizontal:absolute;mso-position-horizontal-relative:text;mso-position-vertical:absolute;mso-position-vertical-relative:text;v-text-anchor:middle" o:gfxdata="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">
+              <v:rect w14:anchorId="7EC1BDE3" id="Rectangle 16" o:spid="_x0000_s1026" style="position:absolute;margin-left:1.45pt;margin-top:21.2pt;width:29.25pt;height:30.75pt;z-index:251659264;visibility:visible;mso-wrap-style:square;mso-width-percent:0;mso-height-percent:0;mso-wrap-distance-left:9pt;mso-wrap-distance-top:0;mso-wrap-distance-right:9pt;mso-wrap-distance-bottom:0;mso-position-horizontal:absolute;mso-position-horizontal-relative:text;mso-position-vertical:absolute;mso-position-vertical-relative:text;mso-width-percent:0;mso-height-percent:0;mso-width-relative:margin;mso-height-relative:margin;v-text-anchor:middle" o:gfxdata="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">
                 <v:stroke startarrowwidth="narrow" startarrowlength="short" endarrowwidth="narrow" endarrowlength="short"/>
                 <v:textbox inset="2.53958mm,2.53958mm,2.53958mm,2.53958mm">
                   <w:txbxContent>
                     <w:p>
                       <w:pPr>
                         <w:textDirection w:val="btLr"/>
+                        <w:rPr>
+                          <w:sz w:val="16"/>
+                          <w:szCs w:val="16"/>
+                        </w:rPr>
                       </w:pPr>
+                      <w:r>
+                        <w:rPr>
+                          <w:sz w:val="16"/>
+                          <w:szCs w:val="16"/>
+                        </w:rPr>
+                        <w:t>x</w:t>
+                      </w:r>
                     </w:p>
                   </w:txbxContent>
                 </v:textbox>
